--- a/Tailored_CVs/Shinoy_ThreatFabric_Senior_DevOps_Engineer.docx
+++ b/Tailored_CVs/Shinoy_ThreatFabric_Senior_DevOps_Engineer.docx
@@ -70,7 +70,7 @@
           <w:b w:val="0"/>
           <w:sz w:val="19"/>
         </w:rPr>
-        <w:t>I am a QA Automation Engineer with over 8 years of experience building scalable automation frameworks and configuring CI/CD pipelines with AWS and Terraform. I have practical background in deploying infrastructure, working with containerized environments, and utilizing Gemini Code Assist to streamline technical tasks. Currently holding a valid EU residence permit, I am eager to contribute my hands-on technical skills to help maintain reliable systems at ThreatFabric.</w:t>
+        <w:t>I am a QA Automation and DevOps engineer with over eight years of experience building scalable automation frameworks and cloud infrastructure using AWS, Terraform, and Jenkins. I have practical background in software delivery, cloud deployments, and pipeline management for financial clients. Recently, I have also streamlined deployment scripts utilizing Gemini Code Assist to improve delivery speed.</w:t>
       </w:r>
     </w:p>
     <w:p>
@@ -288,7 +288,7 @@
           <w:b w:val="0"/>
           <w:sz w:val="18"/>
         </w:rPr>
-        <w:t>▸ Provisioned and maintained test environments using Terraform and AWS to support continuous integration and ensure high availability.</w:t>
+        <w:t>▸ Provisioned infrastructure and maintained cloud environments using AWS, Terraform, and Linux to support continuous delivery workflows.</w:t>
       </w:r>
     </w:p>
     <w:p>
@@ -301,7 +301,7 @@
           <w:b w:val="0"/>
           <w:sz w:val="18"/>
         </w:rPr>
-        <w:t>▸ Scheduled and ran automated regression test builds using Jenkins within cloud infrastructure environments.</w:t>
+        <w:t>▸ Implemented and scheduled automation regression test builds and CI/CD pipelines using Jenkins and Git.</w:t>
       </w:r>
     </w:p>
     <w:p>
@@ -314,7 +314,7 @@
           <w:b w:val="0"/>
           <w:sz w:val="18"/>
         </w:rPr>
-        <w:t>▸ Integrated tools like Allure and Sealights to fetch comprehensive test coverage reports and monitor system health.</w:t>
+        <w:t>▸ Managed backend integrations, database validation with Oracle SQL, and cloud security protocols within release processes.</w:t>
       </w:r>
     </w:p>
     <w:p>
@@ -327,7 +327,7 @@
           <w:b w:val="0"/>
           <w:sz w:val="18"/>
         </w:rPr>
-        <w:t>▸ Streamlined test generation and deployment scripts utilizing AI tools like Gemini Code Assist to support development workflows.</w:t>
+        <w:t>▸ Streamlined complex test generation and deployment scripts utilizing AI tools like Gemini Code Assist to support software delivery.</w:t>
       </w:r>
     </w:p>
     <w:p>
